--- a/docs/report/BODHI_Mule_Hunter_Prototype_Report.docx
+++ b/docs/report/BODHI_Mule_Hunter_Prototype_Report.docx
@@ -16,18 +16,174 @@
         <w:t>BODHI MULE HUNTER AI: Explainable Graph-Temporal Detection of Money-Mule Accounts and Suspicious Transactions</w:t>
       </w:r>
     </w:p>
+    <w:tbl>
+      <w:tblPr>
+        <w:tblW w:type="auto" w:w="0"/>
+        <w:tblLook w:firstColumn="1" w:firstRow="1" w:lastColumn="0" w:lastRow="0" w:noHBand="0" w:noVBand="1" w:val="04A0"/>
+      </w:tblPr>
+      <w:tblGrid>
+        <w:gridCol w:w="2613"/>
+        <w:gridCol w:w="2613"/>
+        <w:gridCol w:w="2613"/>
+        <w:gridCol w:w="2613"/>
+      </w:tblGrid>
+      <w:tr>
+        <w:tc>
+          <w:tcPr>
+            <w:tcW w:type="dxa" w:w="2613"/>
+          </w:tcPr>
+          <w:p>
+            <w:pPr>
+              <w:spacing w:after="0"/>
+              <w:jc w:val="center"/>
+            </w:pPr>
+            <w:r/>
+            <w:r>
+              <w:rPr>
+                <w:sz w:val="22"/>
+              </w:rPr>
+              <w:t>Akshay Tiwari</w:t>
+            </w:r>
+          </w:p>
+        </w:tc>
+        <w:tc>
+          <w:tcPr>
+            <w:tcW w:type="dxa" w:w="2613"/>
+          </w:tcPr>
+          <w:p>
+            <w:pPr>
+              <w:spacing w:after="0"/>
+              <w:jc w:val="center"/>
+            </w:pPr>
+            <w:r/>
+            <w:r>
+              <w:rPr>
+                <w:sz w:val="22"/>
+              </w:rPr>
+              <w:t>Palak Vishwakarma</w:t>
+            </w:r>
+          </w:p>
+        </w:tc>
+        <w:tc>
+          <w:tcPr>
+            <w:tcW w:type="dxa" w:w="2613"/>
+          </w:tcPr>
+          <w:p>
+            <w:pPr>
+              <w:spacing w:after="0"/>
+              <w:jc w:val="center"/>
+            </w:pPr>
+            <w:r/>
+            <w:r>
+              <w:rPr>
+                <w:sz w:val="22"/>
+              </w:rPr>
+              <w:t>Archi Singh Rajput</w:t>
+            </w:r>
+          </w:p>
+        </w:tc>
+        <w:tc>
+          <w:tcPr>
+            <w:tcW w:type="dxa" w:w="2613"/>
+          </w:tcPr>
+          <w:p>
+            <w:pPr>
+              <w:spacing w:after="0"/>
+              <w:jc w:val="center"/>
+            </w:pPr>
+            <w:r/>
+            <w:r>
+              <w:rPr>
+                <w:sz w:val="22"/>
+              </w:rPr>
+              <w:t>Kartik Jain</w:t>
+            </w:r>
+          </w:p>
+        </w:tc>
+      </w:tr>
+      <w:tr>
+        <w:tc>
+          <w:tcPr>
+            <w:tcW w:type="dxa" w:w="2613"/>
+          </w:tcPr>
+          <w:p>
+            <w:pPr>
+              <w:spacing w:after="0"/>
+              <w:jc w:val="center"/>
+            </w:pPr>
+            <w:r/>
+            <w:r>
+              <w:rPr>
+                <w:rFonts w:ascii="Consolas" w:hAnsi="Consolas"/>
+                <w:sz w:val="19"/>
+              </w:rPr>
+              <w:t>0246CS241037</w:t>
+            </w:r>
+          </w:p>
+        </w:tc>
+        <w:tc>
+          <w:tcPr>
+            <w:tcW w:type="dxa" w:w="2613"/>
+          </w:tcPr>
+          <w:p>
+            <w:pPr>
+              <w:spacing w:after="0"/>
+              <w:jc w:val="center"/>
+            </w:pPr>
+            <w:r/>
+            <w:r>
+              <w:rPr>
+                <w:rFonts w:ascii="Consolas" w:hAnsi="Consolas"/>
+                <w:sz w:val="19"/>
+              </w:rPr>
+              <w:t>0246AL241124</w:t>
+            </w:r>
+          </w:p>
+        </w:tc>
+        <w:tc>
+          <w:tcPr>
+            <w:tcW w:type="dxa" w:w="2613"/>
+          </w:tcPr>
+          <w:p>
+            <w:pPr>
+              <w:spacing w:after="0"/>
+              <w:jc w:val="center"/>
+            </w:pPr>
+            <w:r/>
+            <w:r>
+              <w:rPr>
+                <w:rFonts w:ascii="Consolas" w:hAnsi="Consolas"/>
+                <w:sz w:val="19"/>
+              </w:rPr>
+              <w:t>0246CS240174</w:t>
+            </w:r>
+          </w:p>
+        </w:tc>
+        <w:tc>
+          <w:tcPr>
+            <w:tcW w:type="dxa" w:w="2613"/>
+          </w:tcPr>
+          <w:p>
+            <w:pPr>
+              <w:spacing w:after="0"/>
+              <w:jc w:val="center"/>
+            </w:pPr>
+            <w:r/>
+            <w:r>
+              <w:rPr>
+                <w:rFonts w:ascii="Consolas" w:hAnsi="Consolas"/>
+                <w:sz w:val="19"/>
+              </w:rPr>
+              <w:t>0246AL241094</w:t>
+            </w:r>
+          </w:p>
+        </w:tc>
+      </w:tr>
+    </w:tbl>
     <w:p>
       <w:pPr>
-        <w:jc w:val="center"/>
+        <w:spacing w:after="40"/>
       </w:pPr>
-      <w:r>
-        <w:rPr>
-          <w:b w:val="0"/>
-          <w:i w:val="0"/>
-          <w:sz w:val="22"/>
-        </w:rPr>
-        <w:t>Team BODHI</w:t>
-      </w:r>
     </w:p>
     <w:p>
       <w:pPr>
@@ -39,7 +195,7 @@
           <w:i w:val="0"/>
           <w:sz w:val="20"/>
         </w:rPr>
-        <w:t>CyberShield Hackathon 2026 — Problem Statement 2</w:t>
+        <w:t>Team BODHI — CyberShield Hackathon 2026 - Problem Statement 2</w:t>
       </w:r>
     </w:p>
     <w:p>

--- a/docs/report/BODHI_Mule_Hunter_Prototype_Report.docx
+++ b/docs/report/BODHI_Mule_Hunter_Prototype_Report.docx
@@ -2065,7 +2065,412 @@
         <w:pStyle w:val="Heading1"/>
       </w:pPr>
       <w:r>
-        <w:t>IX.  LIMITATIONS</w:t>
+        <w:t>IX.  THE ORGANISERS' ALERT DATASET</w:t>
+      </w:r>
+    </w:p>
+    <w:p>
+      <w:pPr>
+        <w:jc w:val="both"/>
+      </w:pPr>
+      <w:r>
+        <w:rPr>
+          <w:b w:val="0"/>
+          <w:i w:val="0"/>
+        </w:rPr>
+        <w:t>The organisers released the column dictionary for the Phase 2 dataset and stated that the model would be scored on a validation file they had not shared. That dataset is a different object from the one above: one row is a transaction-monitoring alert, not an account, so the population is already pre-filtered by the bank's own rules and the task is triage rather than detection from scratch. We therefore built a second pipeline (bodhi/boi/) directly against the published schema of 3,924 columns. Almost every predictor is machine-generated from a compact grammar — aggregation, customer- or bank-induced, channel, direction, measure, observation window — so the schema module parses the names rather than treating them as opaque. That is what allows several thousand columns to be grouped into families measured across the 7-, 14- and 31-day windows, and what prevents NON_CASH_CHQ being silently matched as CASH.</w:t>
+      </w:r>
+    </w:p>
+    <w:p>
+      <w:pPr>
+        <w:pStyle w:val="Heading2"/>
+      </w:pPr>
+      <w:r>
+        <w:t>A.  Four columns leak the label</w:t>
+      </w:r>
+    </w:p>
+    <w:p>
+      <w:pPr>
+        <w:jc w:val="both"/>
+      </w:pPr>
+      <w:r>
+        <w:rPr>
+          <w:b w:val="0"/>
+          <w:i w:val="0"/>
+        </w:rPr>
+        <w:t>The dictionary describes FRAUD_SUSPECTED, FALSE_POSITIVE, OTHER_RESOLUTION and UNATTENDED as resolution-status flags: they record how an analyst closed the alert, and MIN_RESOLVE_DAYS and MAX_RESOLVE_DAYS record how long that took. An open alert — the only kind worth scoring — carries none of them. Admitting them raises cross-validated PR-AUC from 0.177 to 0.972, a 5.5× jump, with FRAUD_SUSPECTED alone worth roughly a third of the gain and the six columns occupying the top importance ranks. That is not a model; it is a lookup of the answer stored in a different column. They are quarantined by default, and the flag that admits them prints a warning while it does so.</w:t>
+      </w:r>
+    </w:p>
+    <w:p>
+      <w:pPr>
+        <w:pStyle w:val="Heading2"/>
+      </w:pPr>
+      <w:r>
+        <w:t>B.  The bank's own eighteen features win</w:t>
+      </w:r>
+    </w:p>
+    <w:p>
+      <w:pPr>
+        <w:jc w:val="both"/>
+      </w:pPr>
+      <w:r>
+        <w:rPr>
+          <w:b w:val="0"/>
+          <w:i w:val="0"/>
+        </w:rPr>
+        <w:t>The dictionary marks 18 predictors as bank-finalised. The pipeline treats that as a hypothesis rather than an instruction and competes four feature strategies under repeated stratified cross-validation, with selection performed inside every fold.</w:t>
+      </w:r>
+    </w:p>
+    <w:p>
+      <w:pPr>
+        <w:jc w:val="center"/>
+      </w:pPr>
+      <w:r>
+        <w:rPr>
+          <w:b w:val="0"/>
+          <w:i/>
+          <w:sz w:val="16"/>
+        </w:rPr>
+        <w:t>TABLE IV.  FEATURE STRATEGIES, REPEATED STRATIFIED CV</w:t>
+      </w:r>
+    </w:p>
+    <w:tbl>
+      <w:tblPr>
+        <w:tblStyle w:val="TableGrid"/>
+        <w:tblW w:type="auto" w:w="0"/>
+        <w:tblLook w:firstColumn="1" w:firstRow="1" w:lastColumn="0" w:lastRow="0" w:noHBand="0" w:noVBand="1" w:val="04A0"/>
+      </w:tblPr>
+      <w:tblGrid>
+        <w:gridCol w:w="2613"/>
+        <w:gridCol w:w="2613"/>
+        <w:gridCol w:w="2613"/>
+        <w:gridCol w:w="2613"/>
+      </w:tblGrid>
+      <w:tr>
+        <w:tc>
+          <w:tcPr>
+            <w:tcW w:type="dxa" w:w="2613"/>
+          </w:tcPr>
+          <w:p>
+            <w:r/>
+            <w:r>
+              <w:rPr>
+                <w:b/>
+                <w:sz w:val="16"/>
+              </w:rPr>
+              <w:t>Strategy</w:t>
+            </w:r>
+          </w:p>
+        </w:tc>
+        <w:tc>
+          <w:tcPr>
+            <w:tcW w:type="dxa" w:w="2613"/>
+          </w:tcPr>
+          <w:p>
+            <w:r/>
+            <w:r>
+              <w:rPr>
+                <w:b/>
+                <w:sz w:val="16"/>
+              </w:rPr>
+              <w:t>Features</w:t>
+            </w:r>
+          </w:p>
+        </w:tc>
+        <w:tc>
+          <w:tcPr>
+            <w:tcW w:type="dxa" w:w="2613"/>
+          </w:tcPr>
+          <w:p>
+            <w:r/>
+            <w:r>
+              <w:rPr>
+                <w:b/>
+                <w:sz w:val="16"/>
+              </w:rPr>
+              <w:t>ROC-AUC</w:t>
+            </w:r>
+          </w:p>
+        </w:tc>
+        <w:tc>
+          <w:tcPr>
+            <w:tcW w:type="dxa" w:w="2613"/>
+          </w:tcPr>
+          <w:p>
+            <w:r/>
+            <w:r>
+              <w:rPr>
+                <w:b/>
+                <w:sz w:val="16"/>
+              </w:rPr>
+              <w:t>PR-AUC</w:t>
+            </w:r>
+          </w:p>
+        </w:tc>
+      </w:tr>
+      <w:tr>
+        <w:tc>
+          <w:tcPr>
+            <w:tcW w:type="dxa" w:w="2613"/>
+          </w:tcPr>
+          <w:p>
+            <w:r/>
+            <w:r>
+              <w:rPr>
+                <w:sz w:val="16"/>
+              </w:rPr>
+              <w:t>Bank-finalised subset</w:t>
+            </w:r>
+          </w:p>
+        </w:tc>
+        <w:tc>
+          <w:tcPr>
+            <w:tcW w:type="dxa" w:w="2613"/>
+          </w:tcPr>
+          <w:p>
+            <w:r/>
+            <w:r>
+              <w:rPr>
+                <w:sz w:val="16"/>
+              </w:rPr>
+              <w:t>18</w:t>
+            </w:r>
+          </w:p>
+        </w:tc>
+        <w:tc>
+          <w:tcPr>
+            <w:tcW w:type="dxa" w:w="2613"/>
+          </w:tcPr>
+          <w:p>
+            <w:r/>
+            <w:r>
+              <w:rPr>
+                <w:sz w:val="16"/>
+              </w:rPr>
+              <w:t>0.712</w:t>
+            </w:r>
+          </w:p>
+        </w:tc>
+        <w:tc>
+          <w:tcPr>
+            <w:tcW w:type="dxa" w:w="2613"/>
+          </w:tcPr>
+          <w:p>
+            <w:r/>
+            <w:r>
+              <w:rPr>
+                <w:sz w:val="16"/>
+              </w:rPr>
+              <w:t>0.177</w:t>
+            </w:r>
+          </w:p>
+        </w:tc>
+      </w:tr>
+      <w:tr>
+        <w:tc>
+          <w:tcPr>
+            <w:tcW w:type="dxa" w:w="2613"/>
+          </w:tcPr>
+          <w:p>
+            <w:r/>
+            <w:r>
+              <w:rPr>
+                <w:sz w:val="16"/>
+              </w:rPr>
+              <w:t>Bank subset + engineered</w:t>
+            </w:r>
+          </w:p>
+        </w:tc>
+        <w:tc>
+          <w:tcPr>
+            <w:tcW w:type="dxa" w:w="2613"/>
+          </w:tcPr>
+          <w:p>
+            <w:r/>
+            <w:r>
+              <w:rPr>
+                <w:sz w:val="16"/>
+              </w:rPr>
+              <w:t>2,028</w:t>
+            </w:r>
+          </w:p>
+        </w:tc>
+        <w:tc>
+          <w:tcPr>
+            <w:tcW w:type="dxa" w:w="2613"/>
+          </w:tcPr>
+          <w:p>
+            <w:r/>
+            <w:r>
+              <w:rPr>
+                <w:sz w:val="16"/>
+              </w:rPr>
+              <w:t>0.651</w:t>
+            </w:r>
+          </w:p>
+        </w:tc>
+        <w:tc>
+          <w:tcPr>
+            <w:tcW w:type="dxa" w:w="2613"/>
+          </w:tcPr>
+          <w:p>
+            <w:r/>
+            <w:r>
+              <w:rPr>
+                <w:sz w:val="16"/>
+              </w:rPr>
+              <w:t>0.163</w:t>
+            </w:r>
+          </w:p>
+        </w:tc>
+      </w:tr>
+      <w:tr>
+        <w:tc>
+          <w:tcPr>
+            <w:tcW w:type="dxa" w:w="2613"/>
+          </w:tcPr>
+          <w:p>
+            <w:r/>
+            <w:r>
+              <w:rPr>
+                <w:sz w:val="16"/>
+              </w:rPr>
+              <w:t>Automatic top-k selection</w:t>
+            </w:r>
+          </w:p>
+        </w:tc>
+        <w:tc>
+          <w:tcPr>
+            <w:tcW w:type="dxa" w:w="2613"/>
+          </w:tcPr>
+          <w:p>
+            <w:r/>
+            <w:r>
+              <w:rPr>
+                <w:sz w:val="16"/>
+              </w:rPr>
+              <w:t>131</w:t>
+            </w:r>
+          </w:p>
+        </w:tc>
+        <w:tc>
+          <w:tcPr>
+            <w:tcW w:type="dxa" w:w="2613"/>
+          </w:tcPr>
+          <w:p>
+            <w:r/>
+            <w:r>
+              <w:rPr>
+                <w:sz w:val="16"/>
+              </w:rPr>
+              <w:t>0.622</w:t>
+            </w:r>
+          </w:p>
+        </w:tc>
+        <w:tc>
+          <w:tcPr>
+            <w:tcW w:type="dxa" w:w="2613"/>
+          </w:tcPr>
+          <w:p>
+            <w:r/>
+            <w:r>
+              <w:rPr>
+                <w:sz w:val="16"/>
+              </w:rPr>
+              <w:t>0.137</w:t>
+            </w:r>
+          </w:p>
+        </w:tc>
+      </w:tr>
+      <w:tr>
+        <w:tc>
+          <w:tcPr>
+            <w:tcW w:type="dxa" w:w="2613"/>
+          </w:tcPr>
+          <w:p>
+            <w:r/>
+            <w:r>
+              <w:rPr>
+                <w:sz w:val="16"/>
+              </w:rPr>
+              <w:t>Every available column</w:t>
+            </w:r>
+          </w:p>
+        </w:tc>
+        <w:tc>
+          <w:tcPr>
+            <w:tcW w:type="dxa" w:w="2613"/>
+          </w:tcPr>
+          <w:p>
+            <w:r/>
+            <w:r>
+              <w:rPr>
+                <w:sz w:val="16"/>
+              </w:rPr>
+              <w:t>5,926</w:t>
+            </w:r>
+          </w:p>
+        </w:tc>
+        <w:tc>
+          <w:tcPr>
+            <w:tcW w:type="dxa" w:w="2613"/>
+          </w:tcPr>
+          <w:p>
+            <w:r/>
+            <w:r>
+              <w:rPr>
+                <w:sz w:val="16"/>
+              </w:rPr>
+              <w:t>0.618</w:t>
+            </w:r>
+          </w:p>
+        </w:tc>
+        <w:tc>
+          <w:tcPr>
+            <w:tcW w:type="dxa" w:w="2613"/>
+          </w:tcPr>
+          <w:p>
+            <w:r/>
+            <w:r>
+              <w:rPr>
+                <w:sz w:val="16"/>
+              </w:rPr>
+              <w:t>0.112</w:t>
+            </w:r>
+          </w:p>
+        </w:tc>
+      </w:tr>
+    </w:tbl>
+    <w:p/>
+    <w:p>
+      <w:pPr>
+        <w:jc w:val="both"/>
+      </w:pPr>
+      <w:r>
+        <w:rPr>
+          <w:b w:val="0"/>
+          <w:i w:val="0"/>
+        </w:rPr>
+        <w:t>The eighteen expert-chosen columns beat all 5,926, and beat automatic selection. With 186 positives against thousands of predictors this is what statistical theory predicts, and it is precisely why the pipeline measures instead of assuming. The untouched holdout scored 0.7046 against a cross-validated 0.7116 — a gap of 0.0070, which is the evidence that the selection procedure is not inflating itself. A regression test makes the same point adversarially: it shuffles the target, destroying all signal, and asserts the reported AUC stays near chance, which a globally-selecting pipeline fails.</w:t>
+      </w:r>
+    </w:p>
+    <w:p>
+      <w:pPr>
+        <w:jc w:val="both"/>
+      </w:pPr>
+      <w:r>
+        <w:rPr>
+          <w:b w:val="0"/>
+          <w:i/>
+        </w:rPr>
+        <w:t>These numbers are not model performance. The organisers' data had not been released when this was built, so they were measured on a stand-in table generated with their exact 3,924-column schema and a deliberately modest injected signal. What they demonstrate is that the pipeline runs end to end, that the methodology does not flatter itself, and that the leakage trap is real — nothing more. When the real file arrives, one command replaces every figure in this section with a measured one.</w:t>
+      </w:r>
+    </w:p>
+    <w:p>
+      <w:pPr>
+        <w:pStyle w:val="Heading1"/>
+      </w:pPr>
+      <w:r>
+        <w:t>X.  LIMITATIONS</w:t>
       </w:r>
     </w:p>
     <w:p>
@@ -2085,7 +2490,7 @@
         <w:pStyle w:val="Heading1"/>
       </w:pPr>
       <w:r>
-        <w:t>X.  CONCLUSION</w:t>
+        <w:t>XI.  CONCLUSION</w:t>
       </w:r>
     </w:p>
     <w:p>
@@ -2097,7 +2502,7 @@
           <w:b w:val="0"/>
           <w:i w:val="0"/>
         </w:rPr>
-        <w:t>Mule detection fails today not because the signal is absent but because single-account rule engines cannot express it. Giving the problem three complementary views — behavioural aggregates, network structure and event ordering — and fusing them under a monotonicity constraint into a calibrated score reduces false positives by 99.99% at unchanged recall relative to a realistic incumbent, while producing explanations specific enough to file and containment actions cautious enough to automate. The complete system, the data simulator and every script needed to reproduce these numbers are released alongside this report.</w:t>
+        <w:t>Mule detection fails today not because the signal is absent but because single-account rule engines cannot express it. Giving the problem three complementary views — behavioural aggregates, network structure and event ordering — and fusing them under a monotonicity constraint into a calibrated score reduces false positives by 99.99% at unchanged recall relative to a realistic incumbent, while producing explanations specific enough to file and containment actions cautious enough to automate. The same discipline is applied to the organisers' own alert schema, where the honest finding is that four of its columns encode the answer and the bank's eighteen expert-chosen features beat automatic selection over several thousand. The complete system, the data simulator and every script needed to reproduce these numbers are released alongside this report.</w:t>
       </w:r>
     </w:p>
     <w:p>

--- a/docs/report/BODHI_Mule_Hunter_Prototype_Report.docx
+++ b/docs/report/BODHI_Mule_Hunter_Prototype_Report.docx
@@ -200,7 +200,6 @@
     </w:p>
     <w:p>
       <w:pPr>
-        <w:spacing w:after="240"/>
         <w:jc w:val="center"/>
       </w:pPr>
       <w:r>
@@ -211,6 +210,31 @@
         </w:rPr>
         <w:t>In association with Bank of India and IIT Hyderabad</w:t>
       </w:r>
+    </w:p>
+    <w:p>
+      <w:pPr>
+        <w:spacing w:after="240"/>
+        <w:jc w:val="center"/>
+      </w:pPr>
+      <w:r>
+        <w:rPr>
+          <w:rFonts w:ascii="Consolas" w:hAnsi="Consolas"/>
+          <w:b w:val="0"/>
+          <w:i w:val="0"/>
+          <w:sz w:val="18"/>
+        </w:rPr>
+        <w:t xml:space="preserve">Source code: </w:t>
+      </w:r>
+      <w:hyperlink r:id="rId9">
+        <w:r>
+          <w:rPr>
+            <w:color w:val="0563C1"/>
+            <w:u w:val="single"/>
+            <w:sz w:val="18"/>
+          </w:rPr>
+          <w:t>github.com/archirajpoot/Bodhi_Mule_Hunter</w:t>
+        </w:r>
+      </w:hyperlink>
     </w:p>
     <w:p>
       <w:pPr>
@@ -1848,7 +1872,7 @@
                     <pic:cNvPicPr/>
                   </pic:nvPicPr>
                   <pic:blipFill>
-                    <a:blip r:embed="rId9"/>
+                    <a:blip r:embed="rId10"/>
                     <a:stretch>
                       <a:fillRect/>
                     </a:stretch>
@@ -1900,7 +1924,7 @@
                     <pic:cNvPicPr/>
                   </pic:nvPicPr>
                   <pic:blipFill>
-                    <a:blip r:embed="rId10"/>
+                    <a:blip r:embed="rId11"/>
                     <a:stretch>
                       <a:fillRect/>
                     </a:stretch>
@@ -1952,7 +1976,7 @@
                     <pic:cNvPicPr/>
                   </pic:nvPicPr>
                   <pic:blipFill>
-                    <a:blip r:embed="rId11"/>
+                    <a:blip r:embed="rId12"/>
                     <a:stretch>
                       <a:fillRect/>
                     </a:stretch>
@@ -2502,7 +2526,19 @@
           <w:b w:val="0"/>
           <w:i w:val="0"/>
         </w:rPr>
-        <w:t>Mule detection fails today not because the signal is absent but because single-account rule engines cannot express it. Giving the problem three complementary views — behavioural aggregates, network structure and event ordering — and fusing them under a monotonicity constraint into a calibrated score reduces false positives by 99.99% at unchanged recall relative to a realistic incumbent, while producing explanations specific enough to file and containment actions cautious enough to automate. The same discipline is applied to the organisers' own alert schema, where the honest finding is that four of its columns encode the answer and the bank's eighteen expert-chosen features beat automatic selection over several thousand. The complete system, the data simulator and every script needed to reproduce these numbers are released alongside this report.</w:t>
+        <w:t xml:space="preserve">Mule detection fails today not because the signal is absent but because single-account rule engines cannot express it. Giving the problem three complementary views — behavioural aggregates, network structure and event ordering — and fusing them under a monotonicity constraint into a calibrated score reduces false positives by 99.99% at unchanged recall relative to a realistic incumbent, while producing explanations specific enough to file and containment actions cautious enough to automate. The same discipline is applied to the organisers' own alert schema, where the honest finding is that four of its columns encode the answer and the bank's eighteen expert-chosen features beat automatic selection over several thousand. The complete system, the data simulator and every script needed to reproduce these numbers are released at </w:t>
+      </w:r>
+      <w:hyperlink r:id="rId9">
+        <w:r>
+          <w:rPr>
+            <w:color w:val="0563C1"/>
+            <w:u w:val="single"/>
+          </w:rPr>
+          <w:t>github.com/archirajpoot/Bodhi_Mule_Hunter</w:t>
+        </w:r>
+      </w:hyperlink>
+      <w:r>
+        <w:t>.</w:t>
       </w:r>
     </w:p>
     <w:p>

--- a/docs/report/BODHI_Mule_Hunter_Prototype_Report.docx
+++ b/docs/report/BODHI_Mule_Hunter_Prototype_Report.docx
@@ -239,6 +239,7 @@
     <w:p>
       <w:pPr>
         <w:sectPr>
+          <w:footerReference w:type="default" r:id="rId13"/>
           <w:pgSz w:w="12240" w:h="15840"/>
           <w:pgMar w:top="1080" w:right="893" w:bottom="1440" w:left="893" w:header="720" w:footer="720" w:gutter="0"/>
           <w:cols w:space="720"/>
@@ -2649,6 +2650,7 @@
       </w:r>
     </w:p>
     <w:sectPr>
+      <w:footerReference w:type="default" r:id="rId14"/>
       <w:type w:val="continuous"/>
       <w:pgSz w:w="12240" w:h="15840"/>
       <w:pgMar w:top="1080" w:right="893" w:bottom="1440" w:left="893" w:header="720" w:footer="720" w:gutter="0"/>
@@ -2657,6 +2659,62 @@
     </w:sectPr>
   </w:body>
 </w:document>
+</file>
+
+<file path=word/footer1.xml><?xml version="1.0" encoding="utf-8"?>
+<w:ftr xmlns:m="http://schemas.openxmlformats.org/officeDocument/2006/math" xmlns:mc="http://schemas.openxmlformats.org/markup-compatibility/2006" xmlns:mo="http://schemas.microsoft.com/office/mac/office/2008/main" xmlns:mv="urn:schemas-microsoft-com:mac:vml" xmlns:o="urn:schemas-microsoft-com:office:office" xmlns:r="http://schemas.openxmlformats.org/officeDocument/2006/relationships" xmlns:v="urn:schemas-microsoft-com:vml" xmlns:w10="urn:schemas-microsoft-com:office:word" xmlns:w14="http://schemas.microsoft.com/office/word/2010/wordml" xmlns:w="http://schemas.openxmlformats.org/wordprocessingml/2006/main" xmlns:wne="http://schemas.microsoft.com/office/word/2006/wordml" xmlns:wp14="http://schemas.microsoft.com/office/word/2010/wordprocessingDrawing" xmlns:wp="http://schemas.openxmlformats.org/drawingml/2006/wordprocessingDrawing" xmlns:wpc="http://schemas.microsoft.com/office/word/2010/wordprocessingCanvas" xmlns:wpg="http://schemas.microsoft.com/office/word/2010/wordprocessingGroup" xmlns:wpi="http://schemas.microsoft.com/office/word/2010/wordprocessingInk" xmlns:wps="http://schemas.microsoft.com/office/word/2010/wordprocessingShape" mc:Ignorable="w14 wp14">
+  <w:p>
+    <w:pPr>
+      <w:pStyle w:val="Footer"/>
+      <w:jc w:val="center"/>
+    </w:pPr>
+    <w:r>
+      <w:rPr>
+        <w:rFonts w:ascii="Times New Roman" w:hAnsi="Times New Roman"/>
+        <w:sz w:val="16"/>
+      </w:rPr>
+      <w:t xml:space="preserve">Source code: </w:t>
+    </w:r>
+    <w:hyperlink r:id="rId1">
+      <w:r>
+        <w:rPr>
+          <w:color w:val="0563C1"/>
+          <w:u w:val="single"/>
+          <w:sz w:val="16"/>
+        </w:rPr>
+        <w:t>github.com/archirajpoot/Bodhi_Mule_Hunter</w:t>
+      </w:r>
+    </w:hyperlink>
+  </w:p>
+</w:ftr>
+</file>
+
+<file path=word/footer2.xml><?xml version="1.0" encoding="utf-8"?>
+<w:ftr xmlns:m="http://schemas.openxmlformats.org/officeDocument/2006/math" xmlns:mc="http://schemas.openxmlformats.org/markup-compatibility/2006" xmlns:mo="http://schemas.microsoft.com/office/mac/office/2008/main" xmlns:mv="urn:schemas-microsoft-com:mac:vml" xmlns:o="urn:schemas-microsoft-com:office:office" xmlns:r="http://schemas.openxmlformats.org/officeDocument/2006/relationships" xmlns:v="urn:schemas-microsoft-com:vml" xmlns:w10="urn:schemas-microsoft-com:office:word" xmlns:w14="http://schemas.microsoft.com/office/word/2010/wordml" xmlns:w="http://schemas.openxmlformats.org/wordprocessingml/2006/main" xmlns:wne="http://schemas.microsoft.com/office/word/2006/wordml" xmlns:wp14="http://schemas.microsoft.com/office/word/2010/wordprocessingDrawing" xmlns:wp="http://schemas.openxmlformats.org/drawingml/2006/wordprocessingDrawing" xmlns:wpc="http://schemas.microsoft.com/office/word/2010/wordprocessingCanvas" xmlns:wpg="http://schemas.microsoft.com/office/word/2010/wordprocessingGroup" xmlns:wpi="http://schemas.microsoft.com/office/word/2010/wordprocessingInk" xmlns:wps="http://schemas.microsoft.com/office/word/2010/wordprocessingShape" mc:Ignorable="w14 wp14">
+  <w:p>
+    <w:pPr>
+      <w:pStyle w:val="Footer"/>
+      <w:jc w:val="center"/>
+    </w:pPr>
+    <w:r>
+      <w:rPr>
+        <w:rFonts w:ascii="Times New Roman" w:hAnsi="Times New Roman"/>
+        <w:sz w:val="16"/>
+      </w:rPr>
+      <w:t xml:space="preserve">Source code: </w:t>
+    </w:r>
+    <w:hyperlink r:id="rId1">
+      <w:r>
+        <w:rPr>
+          <w:color w:val="0563C1"/>
+          <w:u w:val="single"/>
+          <w:sz w:val="16"/>
+        </w:rPr>
+        <w:t>github.com/archirajpoot/Bodhi_Mule_Hunter</w:t>
+      </w:r>
+    </w:hyperlink>
+  </w:p>
+</w:ftr>
 </file>
 
 <file path=word/numbering.xml><?xml version="1.0" encoding="utf-8"?>
